--- a/public/gallery/examples/product-manager/de/resume.docx
+++ b/public/gallery/examples/product-manager/de/resume.docx
@@ -66,7 +66,7 @@
         </w:rPr>
         <w:t xml:space="preserve">📧 </w:t>
       </w:r>
-      <w:hyperlink w:history="1" r:id="rIdv9_jvf-ztcyg7uirsvawl">
+      <w:hyperlink w:history="1" r:id="rIdbztp8-k9pldcnd_xnyqws">
         <w:r>
           <w:rPr>
             <w:sz w:val="18"/>
@@ -89,7 +89,7 @@
         </w:rPr>
         <w:t xml:space="preserve">🔗 </w:t>
       </w:r>
-      <w:hyperlink w:history="1" r:id="rIdpiburstwqlbmji3aogpbg">
+      <w:hyperlink w:history="1" r:id="rIdzktrqnvxjeomsx7cjodx6">
         <w:r>
           <w:rPr>
             <w:sz w:val="18"/>
@@ -124,7 +124,7 @@
         <w:spacing w:after="200" w:line="276"/>
         <w:jc w:val="center"/>
       </w:pPr>
-      <w:hyperlink w:history="1" r:id="rIdnj9wt7wldt3jgtokpues6">
+      <w:hyperlink w:history="1" r:id="rIdjkypjypcylsvohc9r0lk7">
         <w:r>
           <w:rPr>
             <w:sz w:val="18"/>
@@ -140,7 +140,7 @@
         </w:rPr>
         <w:t xml:space="preserve"> • </w:t>
       </w:r>
-      <w:hyperlink w:history="1" r:id="rIdaeckbnq9qb8uveosnbruw">
+      <w:hyperlink w:history="1" r:id="rIdx86b4ifvwai_yukrhsi2l">
         <w:r>
           <w:rPr>
             <w:sz w:val="18"/>
@@ -287,7 +287,7 @@
         </w:rPr>
         <w:t xml:space="preserve">	</w:t>
       </w:r>
-      <w:hyperlink w:history="1" r:id="rIdsdgnsr-kytzzi079emhez">
+      <w:hyperlink w:history="1" r:id="rId40c9h-w-carbt-je6eixp">
         <w:r>
           <w:rPr>
             <w:sz w:val="18"/>
@@ -412,7 +412,7 @@
         </w:rPr>
         <w:t xml:space="preserve">	</w:t>
       </w:r>
-      <w:hyperlink w:history="1" r:id="rIdbbeqt1wrv7-79fdpjzuh8">
+      <w:hyperlink w:history="1" r:id="rIdlfdhq6whm1n18ulcrd4yh">
         <w:r>
           <w:rPr>
             <w:sz w:val="18"/>
@@ -556,7 +556,7 @@
         </w:rPr>
         <w:t xml:space="preserve">	</w:t>
       </w:r>
-      <w:hyperlink w:history="1" r:id="rId4l-i3r-3ejgp2mxcyurqr">
+      <w:hyperlink w:history="1" r:id="rIdh0e3hclpoaiuy29j6btey">
         <w:r>
           <w:rPr>
             <w:sz w:val="18"/>
@@ -738,7 +738,7 @@
         </w:rPr>
         <w:t xml:space="preserve">	</w:t>
       </w:r>
-      <w:hyperlink w:history="1" r:id="rIdffx2rydbqhr5petwtmplg">
+      <w:hyperlink w:history="1" r:id="rIdegafechkayygymys70pgo">
         <w:r>
           <w:rPr>
             <w:sz w:val="18"/>
@@ -901,7 +901,7 @@
         </w:rPr>
         <w:t xml:space="preserve">	</w:t>
       </w:r>
-      <w:hyperlink w:history="1" r:id="rIdi2dfn7jhn8kaahff2war1">
+      <w:hyperlink w:history="1" r:id="rIdvhothqr_li30idhfarhtt">
         <w:r>
           <w:rPr>
             <w:sz w:val="18"/>
@@ -1329,7 +1329,7 @@
         </w:rPr>
         <w:t xml:space="preserve">	</w:t>
       </w:r>
-      <w:hyperlink w:history="1" r:id="rIdh2o5qjtbwv1psa4l_wzqe">
+      <w:hyperlink w:history="1" r:id="rIdps0x02tdlvzkybulevhvh">
         <w:r>
           <w:rPr>
             <w:sz w:val="18"/>
@@ -1395,7 +1395,7 @@
         </w:rPr>
         <w:t xml:space="preserve">	</w:t>
       </w:r>
-      <w:hyperlink w:history="1" r:id="rIdvzmsnvxlenpo-_tl95eng">
+      <w:hyperlink w:history="1" r:id="rIdt-l4vemj3lpd9d8i_q83o">
         <w:r>
           <w:rPr>
             <w:sz w:val="18"/>
@@ -1480,7 +1480,7 @@
         </w:rPr>
         <w:t xml:space="preserve">	</w:t>
       </w:r>
-      <w:hyperlink w:history="1" r:id="rIde33ggwl4_3z5rr-lolafs">
+      <w:hyperlink w:history="1" r:id="rIdwbygbs1f0d5x0qgaz7ld7">
         <w:r>
           <w:rPr>
             <w:sz w:val="18"/>
@@ -1603,7 +1603,7 @@
         </w:rPr>
         <w:t xml:space="preserve">	</w:t>
       </w:r>
-      <w:hyperlink w:history="1" r:id="rIdlvda32deng9pop1qninks">
+      <w:hyperlink w:history="1" r:id="rIdmzierkdgdl79ifue54mza">
         <w:r>
           <w:rPr>
             <w:sz w:val="18"/>
@@ -1808,7 +1808,7 @@
         </w:rPr>
         <w:t xml:space="preserve">	</w:t>
       </w:r>
-      <w:hyperlink w:history="1" r:id="rIdjmr3scoxvl-2q96il-wfe">
+      <w:hyperlink w:history="1" r:id="rIdfuvniepdxry3dwwurjxlj">
         <w:r>
           <w:rPr>
             <w:sz w:val="18"/>
